--- a/proactive-english-c1-sy/out/PE-C1-BK2-SY_Unit15_AnswerKey.docx
+++ b/proactive-english-c1-sy/out/PE-C1-BK2-SY_Unit15_AnswerKey.docx
@@ -29874,6 +29874,24 @@
           <w:szCs w:val="22"/>
         </w:rPr>
         <w:t xml:space="preserve">⚠ </w:t>
+      </w:r>
+      <w:r>
+        <w:rPr>
+          <w:rFonts w:ascii="Calibri" w:cs="Calibri" w:eastAsia="Calibri" w:hAnsi="Calibri"/>
+          <w:b/>
+          <w:bCs/>
+          <w:sz w:val="22"/>
+          <w:szCs w:val="22"/>
+        </w:rPr>
+        <w:t xml:space="preserve">This is the third mediation of Book 2 and the fifteenth of the level, and the only one in which the party in the right had already corrected the record himself, before anybody wrote to him.</w:t>
+      </w:r>
+      <w:r>
+        <w:rPr>
+          <w:rFonts w:ascii="Calibri" w:cs="Calibri" w:eastAsia="Calibri" w:hAnsi="Calibri"/>
+          <w:sz w:val="22"/>
+          <w:szCs w:val="22"/>
+        </w:rPr>
+        <w:t xml:space="preserve"> ⚠ </w:t>
       </w:r>
       <w:r>
         <w:rPr>
